--- a/CodeBase/Day-20/Asp.net Core Logging and Tracing.docx
+++ b/CodeBase/Day-20/Asp.net Core Logging and Tracing.docx
@@ -368,7 +368,7 @@
     <w:p>
       <w:r>
         <w:pict w14:anchorId="0E533C79">
-          <v:rect id="_x0000_i1117" style="width:0;height:1.5pt" o:hralign="center" o:hrstd="t" o:hr="t" fillcolor="#a0a0a0" stroked="f"/>
+          <v:rect id="_x0000_i1025" style="width:0;height:1.5pt" o:hralign="center" o:hrstd="t" o:hr="t" fillcolor="#a0a0a0" stroked="f"/>
         </w:pict>
       </w:r>
     </w:p>
@@ -861,7 +861,7 @@
     <w:p>
       <w:r>
         <w:pict w14:anchorId="2A439452">
-          <v:rect id="_x0000_i1118" style="width:0;height:1.5pt" o:hralign="center" o:hrstd="t" o:hr="t" fillcolor="#a0a0a0" stroked="f"/>
+          <v:rect id="_x0000_i1026" style="width:0;height:1.5pt" o:hralign="center" o:hrstd="t" o:hr="t" fillcolor="#a0a0a0" stroked="f"/>
         </w:pict>
       </w:r>
     </w:p>
@@ -1000,7 +1000,7 @@
     <w:p>
       <w:r>
         <w:pict w14:anchorId="1CF1497D">
-          <v:rect id="_x0000_i1122" style="width:0;height:1.5pt" o:hralign="center" o:hrstd="t" o:hr="t" fillcolor="#a0a0a0" stroked="f"/>
+          <v:rect id="_x0000_i1027" style="width:0;height:1.5pt" o:hralign="center" o:hrstd="t" o:hr="t" fillcolor="#a0a0a0" stroked="f"/>
         </w:pict>
       </w:r>
     </w:p>
@@ -1295,7 +1295,7 @@
     <w:p>
       <w:r>
         <w:pict w14:anchorId="1753F501">
-          <v:rect id="_x0000_i1127" style="width:0;height:1.5pt" o:hralign="center" o:hrstd="t" o:hr="t" fillcolor="#a0a0a0" stroked="f"/>
+          <v:rect id="_x0000_i1028" style="width:0;height:1.5pt" o:hralign="center" o:hrstd="t" o:hr="t" fillcolor="#a0a0a0" stroked="f"/>
         </w:pict>
       </w:r>
     </w:p>
@@ -1678,98 +1678,90 @@
       <w:proofErr w:type="spellEnd"/>
       <w:proofErr w:type="gramEnd"/>
       <w:r>
-        <w:t xml:space="preserve">("correlation.id", </w:t>
-      </w:r>
-      <w:proofErr w:type="spellStart"/>
-      <w:r>
-        <w:t>correlationId</w:t>
-      </w:r>
-      <w:proofErr w:type="spellEnd"/>
+        <w:t>("correlation.id", correlationId);</w:t>
+      </w:r>
+    </w:p>
+    <w:p/>
+    <w:p>
+      <w:r>
+        <w:t xml:space="preserve">            await _next(context);</w:t>
+      </w:r>
+    </w:p>
+    <w:p/>
+    <w:p>
+      <w:r>
+        <w:t xml:space="preserve">            </w:t>
+      </w:r>
+      <w:proofErr w:type="spellStart"/>
+      <w:proofErr w:type="gramStart"/>
+      <w:r>
+        <w:t>activity.Stop</w:t>
+      </w:r>
+      <w:proofErr w:type="spellEnd"/>
+      <w:proofErr w:type="gramEnd"/>
+      <w:r>
+        <w:t>();</w:t>
+      </w:r>
+    </w:p>
+    <w:p>
+      <w:r>
+        <w:t xml:space="preserve">        }</w:t>
+      </w:r>
+    </w:p>
+    <w:p>
+      <w:r>
+        <w:t xml:space="preserve">    }</w:t>
+      </w:r>
+    </w:p>
+    <w:p>
+      <w:r>
+        <w:t>}</w:t>
+      </w:r>
+    </w:p>
+    <w:p>
+      <w:pPr>
+        <w:rPr>
+          <w:b/>
+          <w:bCs/>
+        </w:rPr>
+      </w:pPr>
+      <w:r>
+        <w:rPr>
+          <w:b/>
+          <w:bCs/>
+        </w:rPr>
+        <w:t>Step 2: Register Middleware</w:t>
+      </w:r>
+    </w:p>
+    <w:p>
+      <w:proofErr w:type="spellStart"/>
+      <w:proofErr w:type="gramStart"/>
+      <w:r>
+        <w:t>app.UseMiddleware</w:t>
+      </w:r>
+      <w:proofErr w:type="spellEnd"/>
+      <w:proofErr w:type="gramEnd"/>
+      <w:r>
+        <w:t>&lt;</w:t>
+      </w:r>
+      <w:proofErr w:type="spellStart"/>
+      <w:r>
+        <w:t>CorrelationIdMiddleware</w:t>
+      </w:r>
+      <w:proofErr w:type="spellEnd"/>
+      <w:proofErr w:type="gramStart"/>
+      <w:r>
+        <w:t>&gt;(</w:t>
+      </w:r>
+      <w:proofErr w:type="gramEnd"/>
       <w:r>
         <w:t>);</w:t>
       </w:r>
     </w:p>
-    <w:p/>
-    <w:p>
-      <w:r>
-        <w:t xml:space="preserve">            await _next(context);</w:t>
-      </w:r>
-    </w:p>
-    <w:p/>
-    <w:p>
-      <w:r>
-        <w:t xml:space="preserve">            </w:t>
-      </w:r>
-      <w:proofErr w:type="spellStart"/>
-      <w:proofErr w:type="gramStart"/>
-      <w:r>
-        <w:t>activity.Stop</w:t>
-      </w:r>
-      <w:proofErr w:type="spellEnd"/>
-      <w:proofErr w:type="gramEnd"/>
-      <w:r>
-        <w:t>();</w:t>
-      </w:r>
-    </w:p>
-    <w:p>
-      <w:r>
-        <w:t xml:space="preserve">        }</w:t>
-      </w:r>
-    </w:p>
-    <w:p>
-      <w:r>
-        <w:t xml:space="preserve">    }</w:t>
-      </w:r>
-    </w:p>
-    <w:p>
-      <w:r>
-        <w:t>}</w:t>
-      </w:r>
-    </w:p>
-    <w:p>
-      <w:pPr>
-        <w:rPr>
-          <w:b/>
-          <w:bCs/>
-        </w:rPr>
-      </w:pPr>
-      <w:r>
-        <w:rPr>
-          <w:b/>
-          <w:bCs/>
-        </w:rPr>
-        <w:t>Step 2: Register Middleware</w:t>
-      </w:r>
-    </w:p>
-    <w:p>
-      <w:proofErr w:type="spellStart"/>
-      <w:proofErr w:type="gramStart"/>
-      <w:r>
-        <w:t>app.UseMiddleware</w:t>
-      </w:r>
-      <w:proofErr w:type="spellEnd"/>
-      <w:proofErr w:type="gramEnd"/>
-      <w:r>
-        <w:t>&lt;</w:t>
-      </w:r>
-      <w:proofErr w:type="spellStart"/>
-      <w:r>
-        <w:t>CorrelationIdMiddleware</w:t>
-      </w:r>
-      <w:proofErr w:type="spellEnd"/>
-      <w:proofErr w:type="gramStart"/>
-      <w:r>
-        <w:t>&gt;(</w:t>
-      </w:r>
-      <w:proofErr w:type="gramEnd"/>
-      <w:r>
-        <w:t>);</w:t>
-      </w:r>
-    </w:p>
     <w:p>
       <w:r>
         <w:pict w14:anchorId="0AEAF524">
-          <v:rect id="_x0000_i1128" style="width:0;height:1.5pt" o:hralign="center" o:hrstd="t" o:hr="t" fillcolor="#a0a0a0" stroked="f"/>
+          <v:rect id="_x0000_i1029" style="width:0;height:1.5pt" o:hralign="center" o:hrstd="t" o:hr="t" fillcolor="#a0a0a0" stroked="f"/>
         </w:pict>
       </w:r>
     </w:p>
@@ -2945,6 +2937,7 @@
   <w:style w:type="character" w:default="1" w:styleId="DefaultParagraphFont">
     <w:name w:val="Default Paragraph Font"/>
     <w:uiPriority w:val="1"/>
+    <w:semiHidden/>
     <w:unhideWhenUsed/>
   </w:style>
   <w:style w:type="table" w:default="1" w:styleId="TableNormal">
